--- a/data/revised_2026-10_full/outputs/v2/Physics/SS1.4_Energy,_Work,_Power_and_Machines/Physics_Energy,_Work,_Power_and_Machines_FinalExplanation.docx
+++ b/data/revised_2026-10_full/outputs/v2/Physics/SS1.4_Energy,_Work,_Power_and_Machines/Physics_Energy,_Work,_Power_and_Machines_FinalExplanation.docx
@@ -2957,7 +2957,7 @@
         </w:rPr>
         <w:t xml:space="preserve">© 2026 SeaVuria and ARES. This work is licensed under a </w:t>
       </w:r>
-      <w:hyperlink w:history="1" r:id="rIdsq2tjjoaodfkmsdpki0d1">
+      <w:hyperlink w:history="1" r:id="rIdca3-9altbbifq8hv0gkgz">
         <w:r>
           <w:rPr>
             <w:rFonts w:ascii="Arial" w:cs="Arial" w:eastAsia="Arial" w:hAnsi="Arial"/>
@@ -2977,7 +2977,7 @@
         </w:rPr>
         <w:t xml:space="preserve"> (</w:t>
       </w:r>
-      <w:hyperlink w:history="1" r:id="rIdhhfxgcwsahmw_gq_gk_yl">
+      <w:hyperlink w:history="1" r:id="rIdvlp9flxrncqfvgefsoabi">
         <w:r>
           <w:rPr>
             <w:rFonts w:ascii="Arial" w:cs="Arial" w:eastAsia="Arial" w:hAnsi="Arial"/>
@@ -2997,7 +2997,7 @@
         </w:rPr>
         <w:t xml:space="preserve">). To view a copy of this license, visit </w:t>
       </w:r>
-      <w:hyperlink w:history="1" r:id="rIdf9n_60vcdtl-45muad_eo">
+      <w:hyperlink w:history="1" r:id="rIdrpumqqyll-s_ladz3wpri">
         <w:r>
           <w:rPr>
             <w:rFonts w:ascii="Arial" w:cs="Arial" w:eastAsia="Arial" w:hAnsi="Arial"/>
